--- a/lab1/docs/ЛР-1 ТПО Котляренко Кирилл.docx
+++ b/lab1/docs/ЛР-1 ТПО Котляренко Кирилл.docx
@@ -946,6 +946,78 @@
       <w:pPr>
         <w:rPr>
           <w:rFonts w:ascii="Times New Roman" w:eastAsia="Times New Roman" w:hAnsi="Times New Roman" w:cs="Times New Roman"/>
+          <w:b/>
+          <w:sz w:val="28"/>
+          <w:szCs w:val="28"/>
+        </w:rPr>
+      </w:pPr>
+      <w:r>
+        <w:rPr>
+          <w:rFonts w:ascii="Times New Roman" w:eastAsia="Times New Roman" w:hAnsi="Times New Roman" w:cs="Times New Roman"/>
+          <w:b/>
+          <w:sz w:val="28"/>
+          <w:szCs w:val="28"/>
+        </w:rPr>
+        <w:lastRenderedPageBreak/>
+        <w:t>Выполнение</w:t>
+      </w:r>
+    </w:p>
+    <w:p>
+      <w:pPr>
+        <w:rPr>
+          <w:rFonts w:ascii="Times New Roman" w:eastAsia="Times New Roman" w:hAnsi="Times New Roman" w:cs="Times New Roman"/>
+          <w:b/>
+          <w:sz w:val="24"/>
+          <w:szCs w:val="24"/>
+        </w:rPr>
+      </w:pPr>
+      <w:r>
+        <w:rPr>
+          <w:rFonts w:ascii="Times New Roman" w:eastAsia="Times New Roman" w:hAnsi="Times New Roman" w:cs="Times New Roman"/>
+          <w:b/>
+          <w:sz w:val="24"/>
+          <w:szCs w:val="24"/>
+        </w:rPr>
+        <w:t>Исходный код</w:t>
+      </w:r>
+    </w:p>
+    <w:p>
+      <w:pPr>
+        <w:jc w:val="center"/>
+        <w:rPr>
+          <w:rFonts w:ascii="Times New Roman" w:eastAsia="Times New Roman" w:hAnsi="Times New Roman" w:cs="Times New Roman"/>
+          <w:bCs/>
+          <w:sz w:val="24"/>
+          <w:szCs w:val="24"/>
+        </w:rPr>
+      </w:pPr>
+      <w:hyperlink r:id="rId5" w:history="1">
+        <w:r>
+          <w:rPr>
+            <w:rStyle w:val="a3"/>
+            <w:rFonts w:ascii="Times New Roman" w:eastAsia="Times New Roman" w:hAnsi="Times New Roman" w:cs="Times New Roman"/>
+            <w:bCs/>
+            <w:sz w:val="24"/>
+            <w:szCs w:val="24"/>
+          </w:rPr>
+          <w:t>https://github.com/kkotlyarenko/Software-Testing-Labs/tree/main/lab1</w:t>
+        </w:r>
+      </w:hyperlink>
+    </w:p>
+    <w:p>
+      <w:pPr>
+        <w:rPr>
+          <w:rFonts w:ascii="Times New Roman" w:eastAsia="Times New Roman" w:hAnsi="Times New Roman" w:cs="Times New Roman"/>
+          <w:b/>
+          <w:sz w:val="24"/>
+          <w:szCs w:val="24"/>
+        </w:rPr>
+      </w:pPr>
+    </w:p>
+    <w:p>
+      <w:pPr>
+        <w:rPr>
+          <w:rFonts w:ascii="Times New Roman" w:eastAsia="Times New Roman" w:hAnsi="Times New Roman" w:cs="Times New Roman"/>
           <w:i/>
           <w:sz w:val="24"/>
           <w:szCs w:val="24"/>
@@ -958,7 +1030,6 @@
           <w:sz w:val="24"/>
           <w:szCs w:val="24"/>
         </w:rPr>
-        <w:lastRenderedPageBreak/>
         <w:t xml:space="preserve">Задание 1: </w:t>
       </w:r>
       <w:proofErr w:type="spellStart"/>
@@ -1021,7 +1092,7 @@
                     <pic:cNvPicPr preferRelativeResize="0"/>
                   </pic:nvPicPr>
                   <pic:blipFill>
-                    <a:blip r:embed="rId5"/>
+                    <a:blip r:embed="rId6"/>
                     <a:srcRect/>
                     <a:stretch>
                       <a:fillRect/>
@@ -2234,6 +2305,7 @@
                 <w:sz w:val="24"/>
                 <w:szCs w:val="24"/>
               </w:rPr>
+              <w:lastRenderedPageBreak/>
               <w:t>1</w:t>
             </w:r>
             <w:r>
@@ -2637,7 +2709,6 @@
                 <w:sz w:val="24"/>
                 <w:szCs w:val="24"/>
               </w:rPr>
-              <w:lastRenderedPageBreak/>
               <w:t>0.7071067811865476</w:t>
             </w:r>
           </w:p>
@@ -3485,7 +3556,7 @@
                     <pic:cNvPicPr/>
                   </pic:nvPicPr>
                   <pic:blipFill>
-                    <a:blip r:embed="rId6"/>
+                    <a:blip r:embed="rId7"/>
                     <a:stretch>
                       <a:fillRect/>
                     </a:stretch>
@@ -3553,6 +3624,7 @@
           <w:sz w:val="24"/>
           <w:szCs w:val="24"/>
         </w:rPr>
+        <w:lastRenderedPageBreak/>
         <w:drawing>
           <wp:inline distT="0" distB="0" distL="0" distR="0" wp14:anchorId="1414E55F" wp14:editId="1D368324">
             <wp:extent cx="6645910" cy="1218565"/>
@@ -3569,7 +3641,7 @@
                     <pic:cNvPicPr/>
                   </pic:nvPicPr>
                   <pic:blipFill>
-                    <a:blip r:embed="rId7"/>
+                    <a:blip r:embed="rId8"/>
                     <a:stretch>
                       <a:fillRect/>
                     </a:stretch>
@@ -3627,7 +3699,6 @@
           <w:sz w:val="24"/>
           <w:szCs w:val="24"/>
         </w:rPr>
-        <w:lastRenderedPageBreak/>
         <w:t xml:space="preserve">Функция </w:t>
       </w:r>
       <w:proofErr w:type="spellStart"/>
@@ -5881,7 +5952,7 @@
                     <pic:cNvPicPr/>
                   </pic:nvPicPr>
                   <pic:blipFill>
-                    <a:blip r:embed="rId8"/>
+                    <a:blip r:embed="rId9"/>
                     <a:stretch>
                       <a:fillRect/>
                     </a:stretch>
@@ -5964,7 +6035,7 @@
                     <pic:cNvPicPr/>
                   </pic:nvPicPr>
                   <pic:blipFill>
-                    <a:blip r:embed="rId9"/>
+                    <a:blip r:embed="rId10"/>
                     <a:stretch>
                       <a:fillRect/>
                     </a:stretch>
@@ -6217,7 +6288,7 @@
           <w14:ligatures w14:val="standardContextual"/>
         </w:rPr>
         <w:drawing>
-          <wp:inline distT="0" distB="0" distL="0" distR="0" wp14:anchorId="2DFCB7D5" wp14:editId="28B546A5">
+          <wp:inline distT="0" distB="0" distL="0" distR="0" wp14:anchorId="2DFCB7D5" wp14:editId="0E3C4D9E">
             <wp:extent cx="6357586" cy="8688984"/>
             <wp:effectExtent l="0" t="0" r="5715" b="0"/>
             <wp:docPr id="1596557952" name="Рисунок 1"/>
@@ -6232,7 +6303,7 @@
                     <pic:cNvPicPr/>
                   </pic:nvPicPr>
                   <pic:blipFill>
-                    <a:blip r:embed="rId10" cstate="print">
+                    <a:blip r:embed="rId11" cstate="print">
                       <a:extLst>
                         <a:ext uri="{28A0092B-C50C-407E-A947-70E740481C1C}">
                           <a14:useLocalDpi xmlns:a14="http://schemas.microsoft.com/office/drawing/2010/main" val="0"/>
@@ -9293,7 +9364,7 @@
                     <pic:cNvPicPr/>
                   </pic:nvPicPr>
                   <pic:blipFill>
-                    <a:blip r:embed="rId11"/>
+                    <a:blip r:embed="rId12"/>
                     <a:stretch>
                       <a:fillRect/>
                     </a:stretch>
@@ -9376,7 +9447,7 @@
                     <pic:cNvPicPr/>
                   </pic:nvPicPr>
                   <pic:blipFill>
-                    <a:blip r:embed="rId12"/>
+                    <a:blip r:embed="rId13"/>
                     <a:stretch>
                       <a:fillRect/>
                     </a:stretch>
